--- a/resources/form_templates/ley_47_25/declaracion_jurada_personas_juridicas.docx
+++ b/resources/form_templates/ley_47_25/declaracion_jurada_personas_juridicas.docx
@@ -1116,7 +1116,7 @@
                 <w:szCs w:val="22"/>
                 <w:lang w:val="en-US"/>
               </w:rPr>
-              <w:t xml:space="preserve">[Firma del gerente de su empresa] </w:t>
+              <w:t xml:space="preserve">${img_firma} </w:t>
             </w:r>
             <w:r>
               <w:rPr>
@@ -1124,7 +1124,7 @@
                 <w:szCs w:val="22"/>
                 <w:lang w:val="en-US"/>
               </w:rPr>
-              <w:t xml:space="preserve">[Sello de su empresa]</w:t>
+              <w:t xml:space="preserve">${img_sello}</w:t>
             </w:r>
           </w:p>
           <w:p>

--- a/resources/form_templates/ley_47_25/declaracion_jurada_personas_juridicas.docx
+++ b/resources/form_templates/ley_47_25/declaracion_jurada_personas_juridicas.docx
@@ -447,7 +447,7 @@
                 <w:sz w:val="22"/>
                 <w:szCs w:val="22"/>
               </w:rPr>
-              <w:t xml:space="preserve">402-1119954-8</w:t>
+              <w:t xml:space="preserve">${rep_cedula}</w:t>
             </w:r>
             <w:r>
               <w:rPr>
@@ -1060,7 +1060,7 @@
                 <w:sz w:val="22"/>
                 <w:szCs w:val="22"/>
               </w:rPr>
-              <w:t xml:space="preserve">a los dieciocho (18) días de marzo del año dos mil veintiséis (2026)</w:t>
+              <w:t xml:space="preserve">a los ${dia} (${dia_letras}) días de ${mes} del año ${anio_letras} (${anio})</w:t>
             </w:r>
             <w:r>
               <w:rPr>
@@ -1388,7 +1388,7 @@
                 <w:sz w:val="22"/>
                 <w:szCs w:val="22"/>
               </w:rPr>
-              <w:t xml:space="preserve">a los dieciocho (18) días de marzo del año dos mil veintiséis (2026).</w:t>
+              <w:t xml:space="preserve">a los ${dia} (${dia_letras}) días de ${mes} del año ${anio_letras} (${anio}).</w:t>
             </w:r>
           </w:p>
           <w:p>
